--- a/src/templates/Angebot.docx
+++ b/src/templates/Angebot.docx
@@ -2750,13 +2750,17 @@
       </w:r>
       <w:r>
         <w:rPr>
+          <w:rFonts w:ascii="Open Sans" w:hAnsi="Open Sans" w:eastAsia="Open Sans" w:cs="Open Sans"/>
           <w:b/>
+          <w:color w:val="030303"/>
           <w:lang w:val="de-DE"/>
         </w:rPr>
         <w:t>{Text}</w:t>
       </w:r>
       <w:r>
         <w:rPr>
+          <w:rFonts w:ascii="Open Sans" w:hAnsi="Open Sans" w:eastAsia="Open Sans" w:cs="Open Sans"/>
+          <w:color w:val="030303"/>
           <w:lang w:val="de-DE"/>
         </w:rPr>
         <w:t>{/IsTitle}{^IsTitle}{Text}{/IsTitle}{/SelfPayLines}</w:t>
